--- a/ethics/data-management-plan 26-3-26.docx
+++ b/ethics/data-management-plan 26-3-26.docx
@@ -753,7 +753,18 @@
         <w:spacing w:after="80"/>
       </w:pPr>
       <w:r>
-        <w:t>The anonymised open dataset and analysis scripts will be stored for a minimum of 10 years after publication, in line with RHUL data retention policy and open science norms. Interview recordings will be deleted within 6 months of the research. Pseudonymised interview transcripts will be retained for 10 years after publication. Identifiable account data (email addresses) will be deleted within 12 months of the participant's withdrawal or the end of the study, whichever comes first.</w:t>
+        <w:t xml:space="preserve">The anonymised open dataset and analysis scripts will be stored for a minimum of 10 years after publication, in line with RHUL data retention policy and open science norms. Interview recordings will be deleted within 6 months of the research. Pseudonymised interview transcripts will be retained for 10 years after publication. </w:t>
+      </w:r>
+      <w:r>
+        <w:t xml:space="preserve">Identifiable account data, including email addresses, will be deleted automatically within moments if you withdraw from the study before the dataset is </w:t>
+      </w:r>
+      <w:proofErr w:type="spellStart"/>
+      <w:r>
+        <w:t>anonymised</w:t>
+      </w:r>
+      <w:proofErr w:type="spellEnd"/>
+      <w:r>
+        <w:t>. If you do not withdraw, these data will be deleted 12 months after you started the study.</w:t>
       </w:r>
     </w:p>
     <w:p/>
@@ -784,7 +795,6 @@
           <w:color w:val="1F3864"/>
           <w:sz w:val="26"/>
         </w:rPr>
-        <w:lastRenderedPageBreak/>
         <w:t>Data Sharing</w:t>
       </w:r>
     </w:p>
@@ -914,7 +924,19 @@
         <w:t>--</w:t>
       </w:r>
       <w:r>
-        <w:t xml:space="preserve"> in this case, their data will be deleted within 10 working days. After the dataset is anonymised and released, individual records can no longer be identified or removed. This is clearly explained in the participant information sheet and consent form.</w:t>
+        <w:t xml:space="preserve"> in this case, their data will be </w:t>
+      </w:r>
+      <w:r>
+        <w:t xml:space="preserve">automatically </w:t>
+      </w:r>
+      <w:r>
+        <w:t xml:space="preserve">deleted within </w:t>
+      </w:r>
+      <w:r>
+        <w:t>moments</w:t>
+      </w:r>
+      <w:r>
+        <w:t>. After the dataset is anonymised and released, individual records can no longer be identified or removed. This is clearly explained in the participant information sheet and consent form.</w:t>
       </w:r>
     </w:p>
     <w:p/>
@@ -950,7 +972,6 @@
         <w:spacing w:after="80"/>
       </w:pPr>
       <w:r>
-        <w:lastRenderedPageBreak/>
         <w:t>Data will be shared via OSF and GitHub, all of which are free to use. No financial implications.</w:t>
       </w:r>
     </w:p>
@@ -1024,15 +1045,45 @@
         <w:t>of these are</w:t>
       </w:r>
       <w:r>
-        <w:t xml:space="preserve"> </w:t>
+        <w:t xml:space="preserve">: (a) </w:t>
+      </w:r>
+      <w:r>
+        <w:t xml:space="preserve">Identifiable account data, including email addresses, will be deleted automatically within moments if a participant withdraws from the study before the dataset is </w:t>
       </w:r>
       <w:proofErr w:type="spellStart"/>
       <w:r>
-        <w:t>are</w:t>
+        <w:t>anonymi</w:t>
+      </w:r>
+      <w:r>
+        <w:t>s</w:t>
+      </w:r>
+      <w:r>
+        <w:t>ed</w:t>
       </w:r>
       <w:proofErr w:type="spellEnd"/>
       <w:r>
-        <w:t>: (a) email addresses and identifiable account data will be deleted within 12 months of study end or withdrawal; (b) all data relating to a participant will be deleted within 10 working days if they withdraw, provided this is before dataset anonymisation; and (c) interview recordings will be deleted within 6 months of the research taking place, after transcription is verified. Free-text exit survey responses will be reviewed for inadvertent identifiability before public release. Interview transcripts will never be included in the public dataset.</w:t>
+        <w:t>; i</w:t>
+      </w:r>
+      <w:r>
+        <w:t>f they do not withdraw, these data will be deleted 12 months after they started the study.</w:t>
+      </w:r>
+      <w:r>
+        <w:t xml:space="preserve"> </w:t>
+      </w:r>
+      <w:r>
+        <w:t>(</w:t>
+      </w:r>
+      <w:r>
+        <w:t>b</w:t>
+      </w:r>
+      <w:r>
+        <w:t xml:space="preserve">) </w:t>
+      </w:r>
+      <w:r>
+        <w:t>I</w:t>
+      </w:r>
+      <w:r>
+        <w:t>nterview recordings will be deleted within 6 months of the research taking place, after transcription is verified. Free-text exit survey responses will be reviewed for inadvertent identifiability before public release. Interview transcripts will never be included in the public dataset.</w:t>
       </w:r>
     </w:p>
     <w:p/>

--- a/ethics/data-management-plan 26-3-26.docx
+++ b/ethics/data-management-plan 26-3-26.docx
@@ -755,17 +755,24 @@
       <w:r>
         <w:t xml:space="preserve">The anonymised open dataset and analysis scripts will be stored for a minimum of 10 years after publication, in line with RHUL data retention policy and open science norms. Interview recordings will be deleted within 6 months of the research. Pseudonymised interview transcripts will be retained for 10 years after publication. </w:t>
       </w:r>
-      <w:r>
-        <w:t xml:space="preserve">Identifiable account data, including email addresses, will be deleted automatically within moments if you withdraw from the study before the dataset is </w:t>
-      </w:r>
-      <w:proofErr w:type="spellStart"/>
-      <w:r>
-        <w:t>anonymised</w:t>
-      </w:r>
-      <w:proofErr w:type="spellEnd"/>
-      <w:r>
-        <w:t>. If you do not withdraw, these data will be deleted 12 months after you started the study.</w:t>
-      </w:r>
+      <w:ins w:id="0" w:author="Woods, Andy" w:date="2026-04-16T18:10:00Z" w16du:dateUtc="2026-04-16T17:10:00Z">
+        <w:r>
+          <w:t xml:space="preserve">Identifiable account data, including email addresses, will be deleted automatically within moments if you withdraw from the study before the dataset is </w:t>
+        </w:r>
+        <w:proofErr w:type="spellStart"/>
+        <w:r>
+          <w:t>anonymised</w:t>
+        </w:r>
+        <w:proofErr w:type="spellEnd"/>
+        <w:r>
+          <w:t>. If you do not withdraw, these data will be deleted 12 months after you started the study.</w:t>
+        </w:r>
+      </w:ins>
+      <w:del w:id="1" w:author="Woods, Andy" w:date="2026-04-16T18:10:00Z" w16du:dateUtc="2026-04-16T17:10:00Z">
+        <w:r>
+          <w:delText>Identifiable account data (email addresses) will be deleted within 12 months of the participant's withdrawal or the end of the study, whichever comes first.</w:delText>
+        </w:r>
+      </w:del>
     </w:p>
     <w:p/>
     <w:p>
@@ -909,32 +916,30 @@
       <w:pPr>
         <w:spacing w:after="80"/>
       </w:pPr>
-      <w:r>
-        <w:t xml:space="preserve">Participants may withdraw consent at any time before dataset </w:t>
-      </w:r>
-      <w:proofErr w:type="spellStart"/>
-      <w:r>
-        <w:t>anonymisation</w:t>
-      </w:r>
-      <w:proofErr w:type="spellEnd"/>
-      <w:r>
-        <w:t xml:space="preserve"> </w:t>
-      </w:r>
-      <w:r>
-        <w:t>--</w:t>
-      </w:r>
-      <w:r>
-        <w:t xml:space="preserve"> in this case, their data will be </w:t>
-      </w:r>
-      <w:r>
-        <w:t xml:space="preserve">automatically </w:t>
-      </w:r>
-      <w:r>
-        <w:t xml:space="preserve">deleted within </w:t>
-      </w:r>
-      <w:r>
-        <w:t>moments</w:t>
-      </w:r>
+      <w:ins w:id="2" w:author="Woods, Andy" w:date="2026-04-16T18:10:00Z" w16du:dateUtc="2026-04-16T17:10:00Z">
+        <w:r>
+          <w:t xml:space="preserve">Participants may withdraw consent at any time before dataset </w:t>
+        </w:r>
+        <w:proofErr w:type="spellStart"/>
+        <w:r>
+          <w:t>anonymisation</w:t>
+        </w:r>
+        <w:proofErr w:type="spellEnd"/>
+        <w:r>
+          <w:t xml:space="preserve"> -- in this case, their data will be automatically deleted within moments</w:t>
+        </w:r>
+      </w:ins>
+      <w:del w:id="3" w:author="Woods, Andy" w:date="2026-04-16T18:10:00Z" w16du:dateUtc="2026-04-16T17:10:00Z">
+        <w:r>
+          <w:delText xml:space="preserve">Participants may withdraw consent at any time before dataset anonymisation </w:delText>
+        </w:r>
+        <w:r>
+          <w:delText>--</w:delText>
+        </w:r>
+        <w:r>
+          <w:delText xml:space="preserve"> in this case, their data will be deleted within 10 working days</w:delText>
+        </w:r>
+      </w:del>
       <w:r>
         <w:t>. After the dataset is anonymised and released, individual records can no longer be identified or removed. This is clearly explained in the participant information sheet and consent form.</w:t>
       </w:r>
@@ -1039,51 +1044,42 @@
         <w:spacing w:after="80"/>
       </w:pPr>
       <w:r>
-        <w:t xml:space="preserve">Data collection, storage, and dissemination conform to Royal Holloway's ethical and data management policies. Participants receive an information sheet and consent form before participation, outlining their rights and the team's obligations. The most important </w:t>
+        <w:t xml:space="preserve">Data collection, storage, and dissemination conform to Royal Holloway's ethical and data management policies. Participants receive an information sheet and consent form before participation, outlining their rights and the team's obligations. </w:t>
       </w:r>
+      <w:ins w:id="4" w:author="Woods, Andy" w:date="2026-04-16T18:11:00Z" w16du:dateUtc="2026-04-16T17:11:00Z">
+        <w:r>
+          <w:t xml:space="preserve">The most important of these are: (a) identifiable account data, including email addresses, will be deleted automatically within moments if a participant withdraws from the study before the dataset is </w:t>
+        </w:r>
+        <w:proofErr w:type="spellStart"/>
+        <w:r>
+          <w:t>anonymised</w:t>
+        </w:r>
+        <w:proofErr w:type="spellEnd"/>
+        <w:r>
+          <w:t xml:space="preserve">; if they do not withdraw, these data will be deleted 12 months after they started the study; (b) all data relating to a participant will be automatically deleted within moments if they withdraw before dataset </w:t>
+        </w:r>
+        <w:proofErr w:type="spellStart"/>
+        <w:r>
+          <w:t>anonymisation</w:t>
+        </w:r>
+        <w:proofErr w:type="spellEnd"/>
+        <w:r>
+          <w:t>; and (c) interview recordings will be deleted within 6 months of the research taking place, after transcription is verified</w:t>
+        </w:r>
+      </w:ins>
+      <w:del w:id="5" w:author="Woods, Andy" w:date="2026-04-16T18:11:00Z" w16du:dateUtc="2026-04-16T17:11:00Z">
+        <w:r>
+          <w:delText xml:space="preserve">The most important </w:delText>
+        </w:r>
+        <w:r>
+          <w:delText>of these are</w:delText>
+        </w:r>
+        <w:r>
+          <w:delText xml:space="preserve"> are: (a) email addresses and identifiable account data will be deleted within 12 months of study end or withdrawal; (b) all data relating to a participant will be deleted within 10 working days if they withdraw, provided this is before dataset anonymisation; and (c) interview recordings will be deleted within 6 months of the research taking place, after transcription is verified</w:delText>
+        </w:r>
+      </w:del>
       <w:r>
-        <w:t>of these are</w:t>
-      </w:r>
-      <w:r>
-        <w:t xml:space="preserve">: (a) </w:t>
-      </w:r>
-      <w:r>
-        <w:t xml:space="preserve">Identifiable account data, including email addresses, will be deleted automatically within moments if a participant withdraws from the study before the dataset is </w:t>
-      </w:r>
-      <w:proofErr w:type="spellStart"/>
-      <w:r>
-        <w:t>anonymi</w:t>
-      </w:r>
-      <w:r>
-        <w:t>s</w:t>
-      </w:r>
-      <w:r>
-        <w:t>ed</w:t>
-      </w:r>
-      <w:proofErr w:type="spellEnd"/>
-      <w:r>
-        <w:t>; i</w:t>
-      </w:r>
-      <w:r>
-        <w:t>f they do not withdraw, these data will be deleted 12 months after they started the study.</w:t>
-      </w:r>
-      <w:r>
-        <w:t xml:space="preserve"> </w:t>
-      </w:r>
-      <w:r>
-        <w:t>(</w:t>
-      </w:r>
-      <w:r>
-        <w:t>b</w:t>
-      </w:r>
-      <w:r>
-        <w:t xml:space="preserve">) </w:t>
-      </w:r>
-      <w:r>
-        <w:t>I</w:t>
-      </w:r>
-      <w:r>
-        <w:t>nterview recordings will be deleted within 6 months of the research taking place, after transcription is verified. Free-text exit survey responses will be reviewed for inadvertent identifiability before public release. Interview transcripts will never be included in the public dataset.</w:t>
+        <w:t>. Free-text exit survey responses will be reviewed for inadvertent identifiability before public release. Interview transcripts will never be included in the public dataset.</w:t>
       </w:r>
     </w:p>
     <w:p/>
@@ -1298,6 +1294,14 @@
     <w:abstractNumId w:val="0"/>
   </w:num>
 </w:numbering>
+</file>
+
+<file path=word/people.xml><?xml version="1.0" encoding="utf-8"?>
+<w15:people xmlns:wpc="http://schemas.microsoft.com/office/word/2010/wordprocessingCanvas" xmlns:cx="http://schemas.microsoft.com/office/drawing/2014/chartex" xmlns:cx1="http://schemas.microsoft.com/office/drawing/2015/9/8/chartex" xmlns:cx2="http://schemas.microsoft.com/office/drawing/2015/10/21/chartex" xmlns:cx3="http://schemas.microsoft.com/office/drawing/2016/5/9/chartex" xmlns:cx4="http://schemas.microsoft.com/office/drawing/2016/5/10/chartex" xmlns:cx5="http://schemas.microsoft.com/office/drawing/2016/5/11/chartex" xmlns:cx6="http://schemas.microsoft.com/office/drawing/2016/5/12/chartex" xmlns:cx7="http://schemas.microsoft.com/office/drawing/2016/5/13/chartex" xmlns:cx8="http://schemas.microsoft.com/office/drawing/2016/5/14/chartex" xmlns:mc="http://schemas.openxmlformats.org/markup-compatibility/2006" xmlns:aink="http://schemas.microsoft.com/office/drawing/2016/ink" xmlns:am3d="http://schemas.microsoft.com/office/drawing/2017/model3d" xmlns:o="urn:schemas-microsoft-com:office:office" xmlns:oel="http://schemas.microsoft.com/office/2019/extlst" xmlns:r="http://schemas.openxmlformats.org/officeDocument/2006/relationships" xmlns:m="http://schemas.openxmlformats.org/officeDocument/2006/math" xmlns:v="urn:schemas-microsoft-com:vml" xmlns:wp14="http://schemas.microsoft.com/office/word/2010/wordprocessingDrawing" xmlns:wp="http://schemas.openxmlformats.org/drawingml/2006/wordprocessingDrawing" xmlns:w10="urn:schemas-microsoft-com:office:word" xmlns:w="http://schemas.openxmlformats.org/wordprocessingml/2006/main" xmlns:w14="http://schemas.microsoft.com/office/word/2010/wordml" xmlns:w15="http://schemas.microsoft.com/office/word/2012/wordml" xmlns:w16cex="http://schemas.microsoft.com/office/word/2018/wordml/cex" xmlns:w16cid="http://schemas.microsoft.com/office/word/2016/wordml/cid" xmlns:w16="http://schemas.microsoft.com/office/word/2018/wordml" xmlns:w16du="http://schemas.microsoft.com/office/word/2023/wordml/word16du" xmlns:w16sdtdh="http://schemas.microsoft.com/office/word/2020/wordml/sdtdatahash" xmlns:w16sdtfl="http://schemas.microsoft.com/office/word/2024/wordml/sdtformatlock" xmlns:w16se="http://schemas.microsoft.com/office/word/2015/wordml/symex" xmlns:wpg="http://schemas.microsoft.com/office/word/2010/wordprocessingGroup" xmlns:wpi="http://schemas.microsoft.com/office/word/2010/wordprocessingInk" xmlns:wne="http://schemas.microsoft.com/office/word/2006/wordml" xmlns:wps="http://schemas.microsoft.com/office/word/2010/wordprocessingShape" mc:Ignorable="w14 w15 w16se w16cid w16 w16cex w16sdtdh w16sdtfl w16du wp14">
+  <w15:person w15:author="Woods, Andy">
+    <w15:presenceInfo w15:providerId="AD" w15:userId="S::Andy.Woods@rhul.ac.uk::1f14b3a1-f1dd-4da3-82b5-993b98b7bcdb"/>
+  </w15:person>
+</w15:people>
 </file>
 
 <file path=word/styles.xml><?xml version="1.0" encoding="utf-8"?>
@@ -12706,6 +12710,19 @@
       <w:shd w:val="clear" w:color="auto" w:fill="E1DFDD"/>
     </w:rPr>
   </w:style>
+  <w:style w:type="paragraph" w:styleId="Revision">
+    <w:name w:val="Revision"/>
+    <w:hidden/>
+    <w:uiPriority w:val="99"/>
+    <w:semiHidden/>
+    <w:rsid w:val="00F3294A"/>
+    <w:pPr>
+      <w:spacing w:after="0" w:line="240" w:lineRule="auto"/>
+    </w:pPr>
+    <w:rPr>
+      <w:rFonts w:ascii="Calibri" w:hAnsi="Calibri"/>
+    </w:rPr>
+  </w:style>
 </w:styles>
 </file>
 
